--- a/arbeitsblaetter/A12_Selbststaendig_gestalten.docx
+++ b/arbeitsblaetter/A12_Selbststaendig_gestalten.docx
@@ -360,7 +360,7 @@
                 <w:color w:val="172A3A"/>
                 <w:sz w:val="18"/>
               </w:rPr>
-              <w:t>•  das Bild a12_sommerabend.png · zugeschnitten und sinnvoll platziert</w:t>
+              <w:t>•  das Bild a12_sommerabend.png · sinnvoll platziert · bei Bedarf zugeschnitten</w:t>
             </w:r>
           </w:p>
           <w:p>

--- a/arbeitsblaetter/A12_Selbststaendig_gestalten.docx
+++ b/arbeitsblaetter/A12_Selbststaendig_gestalten.docx
@@ -360,7 +360,7 @@
                 <w:color w:val="172A3A"/>
                 <w:sz w:val="18"/>
               </w:rPr>
-              <w:t>•  das Bild a12_sommerabend.png · sinnvoll platziert · bei Bedarf zugeschnitten</w:t>
+              <w:t>•  das Bild a12_sommerabend.png · zuschneiden · sinnvoll platzieren</w:t>
             </w:r>
           </w:p>
           <w:p>
